--- a/GenBOE/GenBOE.Web/Templates/Export/PBOE_withPortionMarkings_2.docx
+++ b/GenBOE/GenBOE.Web/Templates/Export/PBOE_withPortionMarkings_2.docx
@@ -3916,7 +3916,13 @@
               <w:rPr>
                 <w:sz w:val="20"/>
               </w:rPr>
-              <w:t>Memorandum of Understanding</w:t>
+              <w:t xml:space="preserve">Negotiations </w:t>
+            </w:r>
+            <w:r>
+              <w:rPr>
+                <w:sz w:val="20"/>
+              </w:rPr>
+              <w:t>Memorandum</w:t>
             </w:r>
           </w:p>
         </w:tc>
@@ -4454,12 +4460,7 @@
     </w:tbl>
     <w:p/>
     <w:sectPr>
-      <w:headerReference w:type="even" r:id="rId12"/>
-      <w:headerReference w:type="default" r:id="rId13"/>
-      <w:footerReference w:type="even" r:id="rId14"/>
-      <w:footerReference w:type="default" r:id="rId15"/>
-      <w:headerReference w:type="first" r:id="rId16"/>
-      <w:footerReference w:type="first" r:id="rId17"/>
+      <w:footerReference w:type="default" r:id="rId12"/>
       <w:pgSz w:w="12240" w:h="15840" w:code="1"/>
       <w:pgMar w:top="1080" w:right="1080" w:bottom="1080" w:left="1080" w:header="504" w:footer="504" w:gutter="0"/>
       <w:cols w:space="720"/>
@@ -4493,16 +4494,6 @@
 <w:ftr xmlns:wpc="http://schemas.microsoft.com/office/word/2010/wordprocessingCanvas" xmlns:cx="http://schemas.microsoft.com/office/drawing/2014/chartex" xmlns:cx1="http://schemas.microsoft.com/office/drawing/2015/9/8/chartex" xmlns:cx2="http://schemas.microsoft.com/office/drawing/2015/10/21/chartex" xmlns:cx3="http://schemas.microsoft.com/office/drawing/2016/5/9/chartex" xmlns:cx4="http://schemas.microsoft.com/office/drawing/2016/5/10/chartex" xmlns:cx5="http://schemas.microsoft.com/office/drawing/2016/5/11/chartex" xmlns:cx6="http://schemas.microsoft.com/office/drawing/2016/5/12/chartex" xmlns:cx7="http://schemas.microsoft.com/office/drawing/2016/5/13/chartex" xmlns:cx8="http://schemas.microsoft.com/office/drawing/2016/5/14/chartex" xmlns:mc="http://schemas.openxmlformats.org/markup-compatibility/2006" xmlns:aink="http://schemas.microsoft.com/office/drawing/2016/ink" xmlns:am3d="http://schemas.microsoft.com/office/drawing/2017/model3d" xmlns:o="urn:schemas-microsoft-com:office:office" xmlns:oel="http://schemas.microsoft.com/office/2019/extlst" xmlns:r="http://schemas.openxmlformats.org/officeDocument/2006/relationships" xmlns:m="http://schemas.openxmlformats.org/officeDocument/2006/math" xmlns:v="urn:schemas-microsoft-com:vml" xmlns:wp14="http://schemas.microsoft.com/office/word/2010/wordprocessingDrawing" xmlns:wp="http://schemas.openxmlformats.org/drawingml/2006/wordprocessingDrawing" xmlns:w10="urn:schemas-microsoft-com:office:word" xmlns:w="http://schemas.openxmlformats.org/wordprocessingml/2006/main" xmlns:w14="http://schemas.microsoft.com/office/word/2010/wordml" xmlns:w15="http://schemas.microsoft.com/office/word/2012/wordml" xmlns:w16cex="http://schemas.microsoft.com/office/word/2018/wordml/cex" xmlns:w16cid="http://schemas.microsoft.com/office/word/2016/wordml/cid" xmlns:w16="http://schemas.microsoft.com/office/word/2018/wordml" xmlns:w16sdtdh="http://schemas.microsoft.com/office/word/2020/wordml/sdtdatahash" xmlns:w16se="http://schemas.microsoft.com/office/word/2015/wordml/symex" xmlns:wpg="http://schemas.microsoft.com/office/word/2010/wordprocessingGroup" xmlns:wpi="http://schemas.microsoft.com/office/word/2010/wordprocessingInk" xmlns:wne="http://schemas.microsoft.com/office/word/2006/wordml" xmlns:wps="http://schemas.microsoft.com/office/word/2010/wordprocessingShape" mc:Ignorable="w14 w15 w16se w16cid w16 w16cex w16sdtdh wp14">
   <w:p>
     <w:pPr>
-      <w:pStyle w:val="Footer"/>
-    </w:pPr>
-  </w:p>
-</w:ftr>
-</file>
-
-<file path=word/footer2.xml><?xml version="1.0" encoding="utf-8"?>
-<w:ftr xmlns:wpc="http://schemas.microsoft.com/office/word/2010/wordprocessingCanvas" xmlns:cx="http://schemas.microsoft.com/office/drawing/2014/chartex" xmlns:cx1="http://schemas.microsoft.com/office/drawing/2015/9/8/chartex" xmlns:cx2="http://schemas.microsoft.com/office/drawing/2015/10/21/chartex" xmlns:cx3="http://schemas.microsoft.com/office/drawing/2016/5/9/chartex" xmlns:cx4="http://schemas.microsoft.com/office/drawing/2016/5/10/chartex" xmlns:cx5="http://schemas.microsoft.com/office/drawing/2016/5/11/chartex" xmlns:cx6="http://schemas.microsoft.com/office/drawing/2016/5/12/chartex" xmlns:cx7="http://schemas.microsoft.com/office/drawing/2016/5/13/chartex" xmlns:cx8="http://schemas.microsoft.com/office/drawing/2016/5/14/chartex" xmlns:mc="http://schemas.openxmlformats.org/markup-compatibility/2006" xmlns:aink="http://schemas.microsoft.com/office/drawing/2016/ink" xmlns:am3d="http://schemas.microsoft.com/office/drawing/2017/model3d" xmlns:o="urn:schemas-microsoft-com:office:office" xmlns:oel="http://schemas.microsoft.com/office/2019/extlst" xmlns:r="http://schemas.openxmlformats.org/officeDocument/2006/relationships" xmlns:m="http://schemas.openxmlformats.org/officeDocument/2006/math" xmlns:v="urn:schemas-microsoft-com:vml" xmlns:wp14="http://schemas.microsoft.com/office/word/2010/wordprocessingDrawing" xmlns:wp="http://schemas.openxmlformats.org/drawingml/2006/wordprocessingDrawing" xmlns:w10="urn:schemas-microsoft-com:office:word" xmlns:w="http://schemas.openxmlformats.org/wordprocessingml/2006/main" xmlns:w14="http://schemas.microsoft.com/office/word/2010/wordml" xmlns:w15="http://schemas.microsoft.com/office/word/2012/wordml" xmlns:w16cex="http://schemas.microsoft.com/office/word/2018/wordml/cex" xmlns:w16cid="http://schemas.microsoft.com/office/word/2016/wordml/cid" xmlns:w16="http://schemas.microsoft.com/office/word/2018/wordml" xmlns:w16sdtdh="http://schemas.microsoft.com/office/word/2020/wordml/sdtdatahash" xmlns:w16se="http://schemas.microsoft.com/office/word/2015/wordml/symex" xmlns:wpg="http://schemas.microsoft.com/office/word/2010/wordprocessingGroup" xmlns:wpi="http://schemas.microsoft.com/office/word/2010/wordprocessingInk" xmlns:wne="http://schemas.microsoft.com/office/word/2006/wordml" xmlns:wps="http://schemas.microsoft.com/office/word/2010/wordprocessingShape" mc:Ignorable="w14 w15 w16se w16cid w16 w16cex w16sdtdh wp14">
-  <w:p>
-    <w:pPr>
       <w:pStyle w:val="FooterTop"/>
       <w:tabs>
         <w:tab w:val="clear" w:pos="10080"/>
@@ -4519,20 +4510,26 @@
       <w:t>1</w:t>
     </w:r>
     <w:r>
-      <w:t>4</w:t>
+      <w:t>5</w:t>
     </w:r>
     <w:r>
       <w:tab/>
       <w:t xml:space="preserve">Effective:  </w:t>
     </w:r>
     <w:r>
-      <w:t>10</w:t>
+      <w:t>1</w:t>
+    </w:r>
+    <w:r>
+      <w:t>1</w:t>
     </w:r>
     <w:r>
       <w:t>-</w:t>
     </w:r>
     <w:r>
-      <w:t>04</w:t>
+      <w:t>1</w:t>
+    </w:r>
+    <w:r>
+      <w:t>4</w:t>
     </w:r>
     <w:r>
       <w:t>-20</w:t>
@@ -4692,16 +4689,6 @@
 </w:ftr>
 </file>
 
-<file path=word/footer3.xml><?xml version="1.0" encoding="utf-8"?>
-<w:ftr xmlns:wpc="http://schemas.microsoft.com/office/word/2010/wordprocessingCanvas" xmlns:cx="http://schemas.microsoft.com/office/drawing/2014/chartex" xmlns:cx1="http://schemas.microsoft.com/office/drawing/2015/9/8/chartex" xmlns:cx2="http://schemas.microsoft.com/office/drawing/2015/10/21/chartex" xmlns:cx3="http://schemas.microsoft.com/office/drawing/2016/5/9/chartex" xmlns:cx4="http://schemas.microsoft.com/office/drawing/2016/5/10/chartex" xmlns:cx5="http://schemas.microsoft.com/office/drawing/2016/5/11/chartex" xmlns:cx6="http://schemas.microsoft.com/office/drawing/2016/5/12/chartex" xmlns:cx7="http://schemas.microsoft.com/office/drawing/2016/5/13/chartex" xmlns:cx8="http://schemas.microsoft.com/office/drawing/2016/5/14/chartex" xmlns:mc="http://schemas.openxmlformats.org/markup-compatibility/2006" xmlns:aink="http://schemas.microsoft.com/office/drawing/2016/ink" xmlns:am3d="http://schemas.microsoft.com/office/drawing/2017/model3d" xmlns:o="urn:schemas-microsoft-com:office:office" xmlns:oel="http://schemas.microsoft.com/office/2019/extlst" xmlns:r="http://schemas.openxmlformats.org/officeDocument/2006/relationships" xmlns:m="http://schemas.openxmlformats.org/officeDocument/2006/math" xmlns:v="urn:schemas-microsoft-com:vml" xmlns:wp14="http://schemas.microsoft.com/office/word/2010/wordprocessingDrawing" xmlns:wp="http://schemas.openxmlformats.org/drawingml/2006/wordprocessingDrawing" xmlns:w10="urn:schemas-microsoft-com:office:word" xmlns:w="http://schemas.openxmlformats.org/wordprocessingml/2006/main" xmlns:w14="http://schemas.microsoft.com/office/word/2010/wordml" xmlns:w15="http://schemas.microsoft.com/office/word/2012/wordml" xmlns:w16cex="http://schemas.microsoft.com/office/word/2018/wordml/cex" xmlns:w16cid="http://schemas.microsoft.com/office/word/2016/wordml/cid" xmlns:w16="http://schemas.microsoft.com/office/word/2018/wordml" xmlns:w16sdtdh="http://schemas.microsoft.com/office/word/2020/wordml/sdtdatahash" xmlns:w16se="http://schemas.microsoft.com/office/word/2015/wordml/symex" xmlns:wpg="http://schemas.microsoft.com/office/word/2010/wordprocessingGroup" xmlns:wpi="http://schemas.microsoft.com/office/word/2010/wordprocessingInk" xmlns:wne="http://schemas.microsoft.com/office/word/2006/wordml" xmlns:wps="http://schemas.microsoft.com/office/word/2010/wordprocessingShape" mc:Ignorable="w14 w15 w16se w16cid w16 w16cex w16sdtdh wp14">
-  <w:p>
-    <w:pPr>
-      <w:pStyle w:val="Footer"/>
-    </w:pPr>
-  </w:p>
-</w:ftr>
-</file>
-
 <file path=word/footnotes.xml><?xml version="1.0" encoding="utf-8"?>
 <w:footnotes xmlns:wpc="http://schemas.microsoft.com/office/word/2010/wordprocessingCanvas" xmlns:cx="http://schemas.microsoft.com/office/drawing/2014/chartex" xmlns:cx1="http://schemas.microsoft.com/office/drawing/2015/9/8/chartex" xmlns:cx2="http://schemas.microsoft.com/office/drawing/2015/10/21/chartex" xmlns:cx3="http://schemas.microsoft.com/office/drawing/2016/5/9/chartex" xmlns:cx4="http://schemas.microsoft.com/office/drawing/2016/5/10/chartex" xmlns:cx5="http://schemas.microsoft.com/office/drawing/2016/5/11/chartex" xmlns:cx6="http://schemas.microsoft.com/office/drawing/2016/5/12/chartex" xmlns:cx7="http://schemas.microsoft.com/office/drawing/2016/5/13/chartex" xmlns:cx8="http://schemas.microsoft.com/office/drawing/2016/5/14/chartex" xmlns:mc="http://schemas.openxmlformats.org/markup-compatibility/2006" xmlns:aink="http://schemas.microsoft.com/office/drawing/2016/ink" xmlns:am3d="http://schemas.microsoft.com/office/drawing/2017/model3d" xmlns:o="urn:schemas-microsoft-com:office:office" xmlns:oel="http://schemas.microsoft.com/office/2019/extlst" xmlns:r="http://schemas.openxmlformats.org/officeDocument/2006/relationships" xmlns:m="http://schemas.openxmlformats.org/officeDocument/2006/math" xmlns:v="urn:schemas-microsoft-com:vml" xmlns:wp14="http://schemas.microsoft.com/office/word/2010/wordprocessingDrawing" xmlns:wp="http://schemas.openxmlformats.org/drawingml/2006/wordprocessingDrawing" xmlns:w10="urn:schemas-microsoft-com:office:word" xmlns:w="http://schemas.openxmlformats.org/wordprocessingml/2006/main" xmlns:w14="http://schemas.microsoft.com/office/word/2010/wordml" xmlns:w15="http://schemas.microsoft.com/office/word/2012/wordml" xmlns:w16cex="http://schemas.microsoft.com/office/word/2018/wordml/cex" xmlns:w16cid="http://schemas.microsoft.com/office/word/2016/wordml/cid" xmlns:w16="http://schemas.microsoft.com/office/word/2018/wordml" xmlns:w16sdtdh="http://schemas.microsoft.com/office/word/2020/wordml/sdtdatahash" xmlns:w16se="http://schemas.microsoft.com/office/word/2015/wordml/symex" xmlns:wpg="http://schemas.microsoft.com/office/word/2010/wordprocessingGroup" xmlns:wpi="http://schemas.microsoft.com/office/word/2010/wordprocessingInk" xmlns:wne="http://schemas.microsoft.com/office/word/2006/wordml" xmlns:wps="http://schemas.microsoft.com/office/word/2010/wordprocessingShape" mc:Ignorable="w14 w15 w16se w16cid w16 w16cex w16sdtdh wp14">
   <w:footnote w:type="separator" w:id="-1">
@@ -4719,36 +4706,6 @@
     </w:p>
   </w:footnote>
 </w:footnotes>
-</file>
-
-<file path=word/header1.xml><?xml version="1.0" encoding="utf-8"?>
-<w:hdr xmlns:wpc="http://schemas.microsoft.com/office/word/2010/wordprocessingCanvas" xmlns:cx="http://schemas.microsoft.com/office/drawing/2014/chartex" xmlns:cx1="http://schemas.microsoft.com/office/drawing/2015/9/8/chartex" xmlns:cx2="http://schemas.microsoft.com/office/drawing/2015/10/21/chartex" xmlns:cx3="http://schemas.microsoft.com/office/drawing/2016/5/9/chartex" xmlns:cx4="http://schemas.microsoft.com/office/drawing/2016/5/10/chartex" xmlns:cx5="http://schemas.microsoft.com/office/drawing/2016/5/11/chartex" xmlns:cx6="http://schemas.microsoft.com/office/drawing/2016/5/12/chartex" xmlns:cx7="http://schemas.microsoft.com/office/drawing/2016/5/13/chartex" xmlns:cx8="http://schemas.microsoft.com/office/drawing/2016/5/14/chartex" xmlns:mc="http://schemas.openxmlformats.org/markup-compatibility/2006" xmlns:aink="http://schemas.microsoft.com/office/drawing/2016/ink" xmlns:am3d="http://schemas.microsoft.com/office/drawing/2017/model3d" xmlns:o="urn:schemas-microsoft-com:office:office" xmlns:oel="http://schemas.microsoft.com/office/2019/extlst" xmlns:r="http://schemas.openxmlformats.org/officeDocument/2006/relationships" xmlns:m="http://schemas.openxmlformats.org/officeDocument/2006/math" xmlns:v="urn:schemas-microsoft-com:vml" xmlns:wp14="http://schemas.microsoft.com/office/word/2010/wordprocessingDrawing" xmlns:wp="http://schemas.openxmlformats.org/drawingml/2006/wordprocessingDrawing" xmlns:w10="urn:schemas-microsoft-com:office:word" xmlns:w="http://schemas.openxmlformats.org/wordprocessingml/2006/main" xmlns:w14="http://schemas.microsoft.com/office/word/2010/wordml" xmlns:w15="http://schemas.microsoft.com/office/word/2012/wordml" xmlns:w16cex="http://schemas.microsoft.com/office/word/2018/wordml/cex" xmlns:w16cid="http://schemas.microsoft.com/office/word/2016/wordml/cid" xmlns:w16="http://schemas.microsoft.com/office/word/2018/wordml" xmlns:w16sdtdh="http://schemas.microsoft.com/office/word/2020/wordml/sdtdatahash" xmlns:w16se="http://schemas.microsoft.com/office/word/2015/wordml/symex" xmlns:wpg="http://schemas.microsoft.com/office/word/2010/wordprocessingGroup" xmlns:wpi="http://schemas.microsoft.com/office/word/2010/wordprocessingInk" xmlns:wne="http://schemas.microsoft.com/office/word/2006/wordml" xmlns:wps="http://schemas.microsoft.com/office/word/2010/wordprocessingShape" mc:Ignorable="w14 w15 w16se w16cid w16 w16cex w16sdtdh wp14">
-  <w:p>
-    <w:pPr>
-      <w:pStyle w:val="Header"/>
-    </w:pPr>
-  </w:p>
-</w:hdr>
-</file>
-
-<file path=word/header2.xml><?xml version="1.0" encoding="utf-8"?>
-<w:hdr xmlns:wpc="http://schemas.microsoft.com/office/word/2010/wordprocessingCanvas" xmlns:cx="http://schemas.microsoft.com/office/drawing/2014/chartex" xmlns:cx1="http://schemas.microsoft.com/office/drawing/2015/9/8/chartex" xmlns:cx2="http://schemas.microsoft.com/office/drawing/2015/10/21/chartex" xmlns:cx3="http://schemas.microsoft.com/office/drawing/2016/5/9/chartex" xmlns:cx4="http://schemas.microsoft.com/office/drawing/2016/5/10/chartex" xmlns:cx5="http://schemas.microsoft.com/office/drawing/2016/5/11/chartex" xmlns:cx6="http://schemas.microsoft.com/office/drawing/2016/5/12/chartex" xmlns:cx7="http://schemas.microsoft.com/office/drawing/2016/5/13/chartex" xmlns:cx8="http://schemas.microsoft.com/office/drawing/2016/5/14/chartex" xmlns:mc="http://schemas.openxmlformats.org/markup-compatibility/2006" xmlns:aink="http://schemas.microsoft.com/office/drawing/2016/ink" xmlns:am3d="http://schemas.microsoft.com/office/drawing/2017/model3d" xmlns:o="urn:schemas-microsoft-com:office:office" xmlns:oel="http://schemas.microsoft.com/office/2019/extlst" xmlns:r="http://schemas.openxmlformats.org/officeDocument/2006/relationships" xmlns:m="http://schemas.openxmlformats.org/officeDocument/2006/math" xmlns:v="urn:schemas-microsoft-com:vml" xmlns:wp14="http://schemas.microsoft.com/office/word/2010/wordprocessingDrawing" xmlns:wp="http://schemas.openxmlformats.org/drawingml/2006/wordprocessingDrawing" xmlns:w10="urn:schemas-microsoft-com:office:word" xmlns:w="http://schemas.openxmlformats.org/wordprocessingml/2006/main" xmlns:w14="http://schemas.microsoft.com/office/word/2010/wordml" xmlns:w15="http://schemas.microsoft.com/office/word/2012/wordml" xmlns:w16cex="http://schemas.microsoft.com/office/word/2018/wordml/cex" xmlns:w16cid="http://schemas.microsoft.com/office/word/2016/wordml/cid" xmlns:w16="http://schemas.microsoft.com/office/word/2018/wordml" xmlns:w16sdtdh="http://schemas.microsoft.com/office/word/2020/wordml/sdtdatahash" xmlns:w16se="http://schemas.microsoft.com/office/word/2015/wordml/symex" xmlns:wpg="http://schemas.microsoft.com/office/word/2010/wordprocessingGroup" xmlns:wpi="http://schemas.microsoft.com/office/word/2010/wordprocessingInk" xmlns:wne="http://schemas.microsoft.com/office/word/2006/wordml" xmlns:wps="http://schemas.microsoft.com/office/word/2010/wordprocessingShape" mc:Ignorable="w14 w15 w16se w16cid w16 w16cex w16sdtdh wp14">
-  <w:p>
-    <w:pPr>
-      <w:pStyle w:val="Header"/>
-    </w:pPr>
-  </w:p>
-</w:hdr>
-</file>
-
-<file path=word/header3.xml><?xml version="1.0" encoding="utf-8"?>
-<w:hdr xmlns:wpc="http://schemas.microsoft.com/office/word/2010/wordprocessingCanvas" xmlns:cx="http://schemas.microsoft.com/office/drawing/2014/chartex" xmlns:cx1="http://schemas.microsoft.com/office/drawing/2015/9/8/chartex" xmlns:cx2="http://schemas.microsoft.com/office/drawing/2015/10/21/chartex" xmlns:cx3="http://schemas.microsoft.com/office/drawing/2016/5/9/chartex" xmlns:cx4="http://schemas.microsoft.com/office/drawing/2016/5/10/chartex" xmlns:cx5="http://schemas.microsoft.com/office/drawing/2016/5/11/chartex" xmlns:cx6="http://schemas.microsoft.com/office/drawing/2016/5/12/chartex" xmlns:cx7="http://schemas.microsoft.com/office/drawing/2016/5/13/chartex" xmlns:cx8="http://schemas.microsoft.com/office/drawing/2016/5/14/chartex" xmlns:mc="http://schemas.openxmlformats.org/markup-compatibility/2006" xmlns:aink="http://schemas.microsoft.com/office/drawing/2016/ink" xmlns:am3d="http://schemas.microsoft.com/office/drawing/2017/model3d" xmlns:o="urn:schemas-microsoft-com:office:office" xmlns:oel="http://schemas.microsoft.com/office/2019/extlst" xmlns:r="http://schemas.openxmlformats.org/officeDocument/2006/relationships" xmlns:m="http://schemas.openxmlformats.org/officeDocument/2006/math" xmlns:v="urn:schemas-microsoft-com:vml" xmlns:wp14="http://schemas.microsoft.com/office/word/2010/wordprocessingDrawing" xmlns:wp="http://schemas.openxmlformats.org/drawingml/2006/wordprocessingDrawing" xmlns:w10="urn:schemas-microsoft-com:office:word" xmlns:w="http://schemas.openxmlformats.org/wordprocessingml/2006/main" xmlns:w14="http://schemas.microsoft.com/office/word/2010/wordml" xmlns:w15="http://schemas.microsoft.com/office/word/2012/wordml" xmlns:w16cex="http://schemas.microsoft.com/office/word/2018/wordml/cex" xmlns:w16cid="http://schemas.microsoft.com/office/word/2016/wordml/cid" xmlns:w16="http://schemas.microsoft.com/office/word/2018/wordml" xmlns:w16sdtdh="http://schemas.microsoft.com/office/word/2020/wordml/sdtdatahash" xmlns:w16se="http://schemas.microsoft.com/office/word/2015/wordml/symex" xmlns:wpg="http://schemas.microsoft.com/office/word/2010/wordprocessingGroup" xmlns:wpi="http://schemas.microsoft.com/office/word/2010/wordprocessingInk" xmlns:wne="http://schemas.microsoft.com/office/word/2006/wordml" xmlns:wps="http://schemas.microsoft.com/office/word/2010/wordprocessingShape" mc:Ignorable="w14 w15 w16se w16cid w16 w16cex w16sdtdh wp14">
-  <w:p>
-    <w:pPr>
-      <w:pStyle w:val="Header"/>
-    </w:pPr>
-  </w:p>
-</w:hdr>
 </file>
 
 <file path=word/numbering.xml><?xml version="1.0" encoding="utf-8"?>
@@ -8756,6 +8713,7 @@
     <w:rsid w:val="00BA2557"/>
     <w:rsid w:val="00BA64F6"/>
     <w:rsid w:val="00BA6CA4"/>
+    <w:rsid w:val="00BC7BCE"/>
     <w:rsid w:val="00BD739D"/>
     <w:rsid w:val="00C1691B"/>
     <w:rsid w:val="00C22EC5"/>
@@ -10000,10 +9958,6 @@
 </file>
 
 <file path=customXml/item1.xml><?xml version="1.0" encoding="utf-8"?>
-<b:Sources xmlns:b="http://schemas.openxmlformats.org/officeDocument/2006/bibliography" xmlns="http://schemas.openxmlformats.org/officeDocument/2006/bibliography" SelectedStyle="\APASixthEditionOfficeOnline.xsl" StyleName="APA" Version="6"/>
-</file>
-
-<file path=customXml/item2.xml><?xml version="1.0" encoding="utf-8"?>
 <p:properties xmlns:p="http://schemas.microsoft.com/office/2006/metadata/properties" xmlns:xsi="http://www.w3.org/2001/XMLSchema-instance" xmlns:pc="http://schemas.microsoft.com/office/infopath/2007/PartnerControls">
   <documentManagement>
     <TaxKeywordTaxHTField xmlns="016c310d-f661-49a6-97ee-540076082437">
@@ -10021,7 +9975,20 @@
 </p:properties>
 </file>
 
+<file path=customXml/item2.xml><?xml version="1.0" encoding="utf-8"?>
+<b:Sources xmlns:b="http://schemas.openxmlformats.org/officeDocument/2006/bibliography" xmlns="http://schemas.openxmlformats.org/officeDocument/2006/bibliography" SelectedStyle="\APASixthEditionOfficeOnline.xsl" StyleName="APA" Version="6"/>
+</file>
+
 <file path=customXml/item3.xml><?xml version="1.0" encoding="utf-8"?>
+<?mso-contentType ?>
+<FormTemplates xmlns="http://schemas.microsoft.com/sharepoint/v3/contenttype/forms">
+  <Display>DocumentLibraryForm</Display>
+  <Edit>DocumentLibraryForm</Edit>
+  <New>DocumentLibraryForm</New>
+</FormTemplates>
+</file>
+
+<file path=customXml/item4.xml><?xml version="1.0" encoding="utf-8"?>
 <ct:contentTypeSchema xmlns:ct="http://schemas.microsoft.com/office/2006/metadata/contentType" xmlns:ma="http://schemas.microsoft.com/office/2006/metadata/properties/metaAttributes" ct:_="" ma:_="" ma:contentTypeName="Document" ma:contentTypeID="0x010100833E2717D64DEA4FBFABAC416D347394" ma:contentTypeVersion="6" ma:contentTypeDescription="Create a new document." ma:contentTypeScope="" ma:versionID="98a74335b8287497f43df26a30ee6108">
   <xsd:schema xmlns:xsd="http://www.w3.org/2001/XMLSchema" xmlns:xs="http://www.w3.org/2001/XMLSchema" xmlns:p="http://schemas.microsoft.com/office/2006/metadata/properties" xmlns:ns1="http://schemas.microsoft.com/sharepoint/v3" xmlns:ns2="016c310d-f661-49a6-97ee-540076082437" targetNamespace="http://schemas.microsoft.com/office/2006/metadata/properties" ma:root="true" ma:fieldsID="d32ef67c478e261fbf17576a93df92a4" ns1:_="" ns2:_="">
     <xsd:import namespace="http://schemas.microsoft.com/sharepoint/v3"/>
@@ -10184,24 +10151,7 @@
 </ct:contentTypeSchema>
 </file>
 
-<file path=customXml/item4.xml><?xml version="1.0" encoding="utf-8"?>
-<?mso-contentType ?>
-<FormTemplates xmlns="http://schemas.microsoft.com/sharepoint/v3/contenttype/forms">
-  <Display>DocumentLibraryForm</Display>
-  <Edit>DocumentLibraryForm</Edit>
-  <New>DocumentLibraryForm</New>
-</FormTemplates>
-</file>
-
 <file path=customXml/itemProps1.xml><?xml version="1.0" encoding="utf-8"?>
-<ds:datastoreItem xmlns:ds="http://schemas.openxmlformats.org/officeDocument/2006/customXml" ds:itemID="{CD6CF2A3-23DE-48BF-867B-89770F7DA3FE}">
-  <ds:schemaRefs>
-    <ds:schemaRef ds:uri="http://schemas.openxmlformats.org/officeDocument/2006/bibliography"/>
-  </ds:schemaRefs>
-</ds:datastoreItem>
-</file>
-
-<file path=customXml/itemProps2.xml><?xml version="1.0" encoding="utf-8"?>
 <ds:datastoreItem xmlns:ds="http://schemas.openxmlformats.org/officeDocument/2006/customXml" ds:itemID="{033400F4-1F04-4DBC-9784-C8B3AA89B53C}">
   <ds:schemaRefs>
     <ds:schemaRef ds:uri="http://schemas.microsoft.com/office/2006/metadata/properties"/>
@@ -10212,7 +10162,23 @@
 </ds:datastoreItem>
 </file>
 
+<file path=customXml/itemProps2.xml><?xml version="1.0" encoding="utf-8"?>
+<ds:datastoreItem xmlns:ds="http://schemas.openxmlformats.org/officeDocument/2006/customXml" ds:itemID="{CD6CF2A3-23DE-48BF-867B-89770F7DA3FE}">
+  <ds:schemaRefs>
+    <ds:schemaRef ds:uri="http://schemas.openxmlformats.org/officeDocument/2006/bibliography"/>
+  </ds:schemaRefs>
+</ds:datastoreItem>
+</file>
+
 <file path=customXml/itemProps3.xml><?xml version="1.0" encoding="utf-8"?>
+<ds:datastoreItem xmlns:ds="http://schemas.openxmlformats.org/officeDocument/2006/customXml" ds:itemID="{6A21EC55-C1B2-4765-90AC-37A4F1604205}">
+  <ds:schemaRefs>
+    <ds:schemaRef ds:uri="http://schemas.microsoft.com/sharepoint/v3/contenttype/forms"/>
+  </ds:schemaRefs>
+</ds:datastoreItem>
+</file>
+
+<file path=customXml/itemProps4.xml><?xml version="1.0" encoding="utf-8"?>
 <ds:datastoreItem xmlns:ds="http://schemas.openxmlformats.org/officeDocument/2006/customXml" ds:itemID="{70D90404-A780-484E-92B9-483A3C532657}">
   <ds:schemaRefs>
     <ds:schemaRef ds:uri="http://schemas.microsoft.com/office/2006/metadata/contentType"/>
@@ -10229,12 +10195,4 @@
     <ds:schemaRef ds:uri="http://schemas.microsoft.com/internal/obd"/>
   </ds:schemaRefs>
 </ds:datastoreItem>
-</file>
-
-<file path=customXml/itemProps4.xml><?xml version="1.0" encoding="utf-8"?>
-<ds:datastoreItem xmlns:ds="http://schemas.openxmlformats.org/officeDocument/2006/customXml" ds:itemID="{6A21EC55-C1B2-4765-90AC-37A4F1604205}">
-  <ds:schemaRefs>
-    <ds:schemaRef ds:uri="http://schemas.microsoft.com/sharepoint/v3/contenttype/forms"/>
-  </ds:schemaRefs>
-</ds:datastoreItem>
 </file>
--- a/GenBOE/GenBOE.Web/Templates/Export/PBOE_withPortionMarkings_2.docx
+++ b/GenBOE/GenBOE.Web/Templates/Export/PBOE_withPortionMarkings_2.docx
@@ -1881,7 +1881,21 @@
               <w:rPr>
                 <w:sz w:val="20"/>
               </w:rPr>
-              <w:t xml:space="preserve">Data (CCoPD) Applicability </w:t>
+              <w:t>Data (</w:t>
+            </w:r>
+            <w:proofErr w:type="spellStart"/>
+            <w:r>
+              <w:rPr>
+                <w:sz w:val="20"/>
+              </w:rPr>
+              <w:t>CCoPD</w:t>
+            </w:r>
+            <w:proofErr w:type="spellEnd"/>
+            <w:r>
+              <w:rPr>
+                <w:sz w:val="20"/>
+              </w:rPr>
+              <w:t xml:space="preserve">) Applicability </w:t>
             </w:r>
           </w:p>
         </w:tc>
@@ -1970,7 +1984,21 @@
               <w:rPr>
                 <w:sz w:val="20"/>
               </w:rPr>
-              <w:t xml:space="preserve">    CCoPD applies</w:t>
+              <w:t xml:space="preserve">    </w:t>
+            </w:r>
+            <w:proofErr w:type="spellStart"/>
+            <w:r>
+              <w:rPr>
+                <w:sz w:val="20"/>
+              </w:rPr>
+              <w:t>CCoPD</w:t>
+            </w:r>
+            <w:proofErr w:type="spellEnd"/>
+            <w:r>
+              <w:rPr>
+                <w:sz w:val="20"/>
+              </w:rPr>
+              <w:t xml:space="preserve"> applies</w:t>
             </w:r>
           </w:p>
           <w:p>
@@ -1988,13 +2016,41 @@
               <w:rPr>
                 <w:sz w:val="20"/>
               </w:rPr>
-              <w:t>If Supplier CCoPD applies, proposal received if &gt;</w:t>
-            </w:r>
-            <w:r>
-              <w:rPr>
-                <w:sz w:val="20"/>
-              </w:rPr>
-              <w:t xml:space="preserve">$15M or ≥ CCoPD Threshold AND &gt;10% of the LM Proposal </w:t>
+              <w:t xml:space="preserve">If Supplier </w:t>
+            </w:r>
+            <w:proofErr w:type="spellStart"/>
+            <w:r>
+              <w:rPr>
+                <w:sz w:val="20"/>
+              </w:rPr>
+              <w:t>CCoPD</w:t>
+            </w:r>
+            <w:proofErr w:type="spellEnd"/>
+            <w:r>
+              <w:rPr>
+                <w:sz w:val="20"/>
+              </w:rPr>
+              <w:t xml:space="preserve"> applies, proposal received if &gt;</w:t>
+            </w:r>
+            <w:r>
+              <w:rPr>
+                <w:sz w:val="20"/>
+              </w:rPr>
+              <w:t xml:space="preserve">$15M or ≥ </w:t>
+            </w:r>
+            <w:proofErr w:type="spellStart"/>
+            <w:r>
+              <w:rPr>
+                <w:sz w:val="20"/>
+              </w:rPr>
+              <w:t>CCoPD</w:t>
+            </w:r>
+            <w:proofErr w:type="spellEnd"/>
+            <w:r>
+              <w:rPr>
+                <w:sz w:val="20"/>
+              </w:rPr>
+              <w:t xml:space="preserve"> Threshold AND &gt;10% of the LM Proposal </w:t>
             </w:r>
           </w:p>
           <w:p>
@@ -2309,7 +2365,21 @@
               <w:rPr>
                 <w:sz w:val="20"/>
               </w:rPr>
-              <w:t xml:space="preserve">    &lt; CCoPD Threshold Exception applies</w:t>
+              <w:t xml:space="preserve">    &lt; </w:t>
+            </w:r>
+            <w:proofErr w:type="spellStart"/>
+            <w:r>
+              <w:rPr>
+                <w:sz w:val="20"/>
+              </w:rPr>
+              <w:t>CCoPD</w:t>
+            </w:r>
+            <w:proofErr w:type="spellEnd"/>
+            <w:r>
+              <w:rPr>
+                <w:sz w:val="20"/>
+              </w:rPr>
+              <w:t xml:space="preserve"> Threshold Exception applies</w:t>
             </w:r>
           </w:p>
           <w:p>
@@ -3391,7 +3461,21 @@
               <w:rPr>
                 <w:sz w:val="20"/>
               </w:rPr>
-              <w:t>Govt. Pricing Assistance for CCoPD Review - Request</w:t>
+              <w:t xml:space="preserve">Govt. Pricing Assistance for </w:t>
+            </w:r>
+            <w:proofErr w:type="spellStart"/>
+            <w:r>
+              <w:rPr>
+                <w:sz w:val="20"/>
+              </w:rPr>
+              <w:t>CCoPD</w:t>
+            </w:r>
+            <w:proofErr w:type="spellEnd"/>
+            <w:r>
+              <w:rPr>
+                <w:sz w:val="20"/>
+              </w:rPr>
+              <w:t xml:space="preserve"> Review - Request</w:t>
             </w:r>
           </w:p>
         </w:tc>
@@ -3512,7 +3596,21 @@
               <w:rPr>
                 <w:sz w:val="20"/>
               </w:rPr>
-              <w:t>Govt. Pricing Assistance for CCoPD Review - Receipt</w:t>
+              <w:t xml:space="preserve">Govt. Pricing Assistance for </w:t>
+            </w:r>
+            <w:proofErr w:type="spellStart"/>
+            <w:r>
+              <w:rPr>
+                <w:sz w:val="20"/>
+              </w:rPr>
+              <w:t>CCoPD</w:t>
+            </w:r>
+            <w:proofErr w:type="spellEnd"/>
+            <w:r>
+              <w:rPr>
+                <w:sz w:val="20"/>
+              </w:rPr>
+              <w:t xml:space="preserve"> Review - Receipt</w:t>
             </w:r>
           </w:p>
         </w:tc>
@@ -4520,7 +4618,7 @@
       <w:t>1</w:t>
     </w:r>
     <w:r>
-      <w:t>1</w:t>
+      <w:t>2</w:t>
     </w:r>
     <w:r>
       <w:t>-</w:t>
@@ -8688,6 +8786,7 @@
     <w:rsid w:val="0080343E"/>
     <w:rsid w:val="00810A8C"/>
     <w:rsid w:val="00813280"/>
+    <w:rsid w:val="00821CE0"/>
     <w:rsid w:val="008402C5"/>
     <w:rsid w:val="00841BE2"/>
     <w:rsid w:val="00883763"/>
@@ -9958,37 +10057,6 @@
 </file>
 
 <file path=customXml/item1.xml><?xml version="1.0" encoding="utf-8"?>
-<p:properties xmlns:p="http://schemas.microsoft.com/office/2006/metadata/properties" xmlns:xsi="http://www.w3.org/2001/XMLSchema-instance" xmlns:pc="http://schemas.microsoft.com/office/infopath/2007/PartnerControls">
-  <documentManagement>
-    <TaxKeywordTaxHTField xmlns="016c310d-f661-49a6-97ee-540076082437">
-      <Terms xmlns="http://schemas.microsoft.com/office/infopath/2007/PartnerControls">
-        <TermInfo xmlns="http://schemas.microsoft.com/office/infopath/2007/PartnerControls">
-          <TermName xmlns="http://schemas.microsoft.com/office/infopath/2007/PartnerControls">Unrestricted</TermName>
-          <TermId xmlns="http://schemas.microsoft.com/office/infopath/2007/PartnerControls">11111111-1111-1111-1111-111111111111</TermId>
-        </TermInfo>
-      </Terms>
-    </TaxKeywordTaxHTField>
-    <TaxCatchAll xmlns="016c310d-f661-49a6-97ee-540076082437"/>
-    <SIP_Label_Document xmlns="016c310d-f661-49a6-97ee-540076082437">;#0;#Unrestricted;#True;#;#;#;#</SIP_Label_Document>
-    <AverageRating xmlns="http://schemas.microsoft.com/sharepoint/v3" xsi:nil="true"/>
-  </documentManagement>
-</p:properties>
-</file>
-
-<file path=customXml/item2.xml><?xml version="1.0" encoding="utf-8"?>
-<b:Sources xmlns:b="http://schemas.openxmlformats.org/officeDocument/2006/bibliography" xmlns="http://schemas.openxmlformats.org/officeDocument/2006/bibliography" SelectedStyle="\APASixthEditionOfficeOnline.xsl" StyleName="APA" Version="6"/>
-</file>
-
-<file path=customXml/item3.xml><?xml version="1.0" encoding="utf-8"?>
-<?mso-contentType ?>
-<FormTemplates xmlns="http://schemas.microsoft.com/sharepoint/v3/contenttype/forms">
-  <Display>DocumentLibraryForm</Display>
-  <Edit>DocumentLibraryForm</Edit>
-  <New>DocumentLibraryForm</New>
-</FormTemplates>
-</file>
-
-<file path=customXml/item4.xml><?xml version="1.0" encoding="utf-8"?>
 <ct:contentTypeSchema xmlns:ct="http://schemas.microsoft.com/office/2006/metadata/contentType" xmlns:ma="http://schemas.microsoft.com/office/2006/metadata/properties/metaAttributes" ct:_="" ma:_="" ma:contentTypeName="Document" ma:contentTypeID="0x010100833E2717D64DEA4FBFABAC416D347394" ma:contentTypeVersion="6" ma:contentTypeDescription="Create a new document." ma:contentTypeScope="" ma:versionID="98a74335b8287497f43df26a30ee6108">
   <xsd:schema xmlns:xsd="http://www.w3.org/2001/XMLSchema" xmlns:xs="http://www.w3.org/2001/XMLSchema" xmlns:p="http://schemas.microsoft.com/office/2006/metadata/properties" xmlns:ns1="http://schemas.microsoft.com/sharepoint/v3" xmlns:ns2="016c310d-f661-49a6-97ee-540076082437" targetNamespace="http://schemas.microsoft.com/office/2006/metadata/properties" ma:root="true" ma:fieldsID="d32ef67c478e261fbf17576a93df92a4" ns1:_="" ns2:_="">
     <xsd:import namespace="http://schemas.microsoft.com/sharepoint/v3"/>
@@ -10151,34 +10219,38 @@
 </ct:contentTypeSchema>
 </file>
 
-<file path=customXml/itemProps1.xml><?xml version="1.0" encoding="utf-8"?>
-<ds:datastoreItem xmlns:ds="http://schemas.openxmlformats.org/officeDocument/2006/customXml" ds:itemID="{033400F4-1F04-4DBC-9784-C8B3AA89B53C}">
-  <ds:schemaRefs>
-    <ds:schemaRef ds:uri="http://schemas.microsoft.com/office/2006/metadata/properties"/>
-    <ds:schemaRef ds:uri="http://schemas.microsoft.com/office/infopath/2007/PartnerControls"/>
-    <ds:schemaRef ds:uri="016c310d-f661-49a6-97ee-540076082437"/>
-    <ds:schemaRef ds:uri="http://schemas.microsoft.com/sharepoint/v3"/>
-  </ds:schemaRefs>
-</ds:datastoreItem>
+<file path=customXml/item2.xml><?xml version="1.0" encoding="utf-8"?>
+<?mso-contentType ?>
+<FormTemplates xmlns="http://schemas.microsoft.com/sharepoint/v3/contenttype/forms">
+  <Display>DocumentLibraryForm</Display>
+  <Edit>DocumentLibraryForm</Edit>
+  <New>DocumentLibraryForm</New>
+</FormTemplates>
 </file>
 
-<file path=customXml/itemProps2.xml><?xml version="1.0" encoding="utf-8"?>
-<ds:datastoreItem xmlns:ds="http://schemas.openxmlformats.org/officeDocument/2006/customXml" ds:itemID="{CD6CF2A3-23DE-48BF-867B-89770F7DA3FE}">
-  <ds:schemaRefs>
-    <ds:schemaRef ds:uri="http://schemas.openxmlformats.org/officeDocument/2006/bibliography"/>
-  </ds:schemaRefs>
-</ds:datastoreItem>
+<file path=customXml/item3.xml><?xml version="1.0" encoding="utf-8"?>
+<b:Sources xmlns:b="http://schemas.openxmlformats.org/officeDocument/2006/bibliography" xmlns="http://schemas.openxmlformats.org/officeDocument/2006/bibliography" SelectedStyle="\APASixthEditionOfficeOnline.xsl" StyleName="APA" Version="6"/>
 </file>
 
-<file path=customXml/itemProps3.xml><?xml version="1.0" encoding="utf-8"?>
-<ds:datastoreItem xmlns:ds="http://schemas.openxmlformats.org/officeDocument/2006/customXml" ds:itemID="{6A21EC55-C1B2-4765-90AC-37A4F1604205}">
-  <ds:schemaRefs>
-    <ds:schemaRef ds:uri="http://schemas.microsoft.com/sharepoint/v3/contenttype/forms"/>
-  </ds:schemaRefs>
-</ds:datastoreItem>
+<file path=customXml/item4.xml><?xml version="1.0" encoding="utf-8"?>
+<p:properties xmlns:p="http://schemas.microsoft.com/office/2006/metadata/properties" xmlns:xsi="http://www.w3.org/2001/XMLSchema-instance" xmlns:pc="http://schemas.microsoft.com/office/infopath/2007/PartnerControls">
+  <documentManagement>
+    <TaxKeywordTaxHTField xmlns="016c310d-f661-49a6-97ee-540076082437">
+      <Terms xmlns="http://schemas.microsoft.com/office/infopath/2007/PartnerControls">
+        <TermInfo xmlns="http://schemas.microsoft.com/office/infopath/2007/PartnerControls">
+          <TermName xmlns="http://schemas.microsoft.com/office/infopath/2007/PartnerControls">Unrestricted</TermName>
+          <TermId xmlns="http://schemas.microsoft.com/office/infopath/2007/PartnerControls">11111111-1111-1111-1111-111111111111</TermId>
+        </TermInfo>
+      </Terms>
+    </TaxKeywordTaxHTField>
+    <TaxCatchAll xmlns="016c310d-f661-49a6-97ee-540076082437"/>
+    <SIP_Label_Document xmlns="016c310d-f661-49a6-97ee-540076082437">;#0;#Unrestricted;#True;#;#;#;#</SIP_Label_Document>
+    <AverageRating xmlns="http://schemas.microsoft.com/sharepoint/v3" xsi:nil="true"/>
+  </documentManagement>
+</p:properties>
 </file>
 
-<file path=customXml/itemProps4.xml><?xml version="1.0" encoding="utf-8"?>
+<file path=customXml/itemProps1.xml><?xml version="1.0" encoding="utf-8"?>
 <ds:datastoreItem xmlns:ds="http://schemas.openxmlformats.org/officeDocument/2006/customXml" ds:itemID="{70D90404-A780-484E-92B9-483A3C532657}">
   <ds:schemaRefs>
     <ds:schemaRef ds:uri="http://schemas.microsoft.com/office/2006/metadata/contentType"/>
@@ -10195,4 +10267,31 @@
     <ds:schemaRef ds:uri="http://schemas.microsoft.com/internal/obd"/>
   </ds:schemaRefs>
 </ds:datastoreItem>
+</file>
+
+<file path=customXml/itemProps2.xml><?xml version="1.0" encoding="utf-8"?>
+<ds:datastoreItem xmlns:ds="http://schemas.openxmlformats.org/officeDocument/2006/customXml" ds:itemID="{6A21EC55-C1B2-4765-90AC-37A4F1604205}">
+  <ds:schemaRefs>
+    <ds:schemaRef ds:uri="http://schemas.microsoft.com/sharepoint/v3/contenttype/forms"/>
+  </ds:schemaRefs>
+</ds:datastoreItem>
+</file>
+
+<file path=customXml/itemProps3.xml><?xml version="1.0" encoding="utf-8"?>
+<ds:datastoreItem xmlns:ds="http://schemas.openxmlformats.org/officeDocument/2006/customXml" ds:itemID="{CD6CF2A3-23DE-48BF-867B-89770F7DA3FE}">
+  <ds:schemaRefs>
+    <ds:schemaRef ds:uri="http://schemas.openxmlformats.org/officeDocument/2006/bibliography"/>
+  </ds:schemaRefs>
+</ds:datastoreItem>
+</file>
+
+<file path=customXml/itemProps4.xml><?xml version="1.0" encoding="utf-8"?>
+<ds:datastoreItem xmlns:ds="http://schemas.openxmlformats.org/officeDocument/2006/customXml" ds:itemID="{033400F4-1F04-4DBC-9784-C8B3AA89B53C}">
+  <ds:schemaRefs>
+    <ds:schemaRef ds:uri="http://schemas.microsoft.com/office/2006/metadata/properties"/>
+    <ds:schemaRef ds:uri="http://schemas.microsoft.com/office/infopath/2007/PartnerControls"/>
+    <ds:schemaRef ds:uri="016c310d-f661-49a6-97ee-540076082437"/>
+    <ds:schemaRef ds:uri="http://schemas.microsoft.com/sharepoint/v3"/>
+  </ds:schemaRefs>
+</ds:datastoreItem>
 </file>
--- a/GenBOE/GenBOE.Web/Templates/Export/PBOE_withPortionMarkings_2.docx
+++ b/GenBOE/GenBOE.Web/Templates/Export/PBOE_withPortionMarkings_2.docx
@@ -3297,6 +3297,28 @@
               </w:rPr>
               <w:t>Cost Analysis</w:t>
             </w:r>
+            <w:r>
+              <w:rPr>
+                <w:sz w:val="20"/>
+              </w:rPr>
+              <w:t xml:space="preserve"> </w:t>
+            </w:r>
+            <w:r>
+              <w:rPr>
+                <w:rFonts w:ascii="Arial Narrow" w:hAnsi="Arial Narrow" w:cstheme="minorHAnsi"/>
+                <w:bCs/>
+                <w:color w:val="000000" w:themeColor="text1"/>
+                <w:sz w:val="21"/>
+                <w:szCs w:val="21"/>
+                <w:shd w:val="clear" w:color="auto" w:fill="FFFFFF"/>
+                <w14:textOutline w14:w="0" w14:cap="flat" w14:cmpd="sng" w14:algn="ctr">
+                  <w14:noFill/>
+                  <w14:prstDash w14:val="solid"/>
+                  <w14:round/>
+                </w14:textOutline>
+              </w:rPr>
+              <w:t>†</w:t>
+            </w:r>
           </w:p>
         </w:tc>
         <w:tc>
@@ -3339,7 +3361,23 @@
               <w:rPr>
                 <w:sz w:val="20"/>
               </w:rPr>
-              <w:t>*</w:t>
+              <w:t xml:space="preserve"> </w:t>
+            </w:r>
+            <w:r>
+              <w:rPr>
+                <w:rFonts w:ascii="Arial Narrow" w:hAnsi="Arial Narrow" w:cstheme="minorHAnsi"/>
+                <w:bCs/>
+                <w:color w:val="000000" w:themeColor="text1"/>
+                <w:sz w:val="21"/>
+                <w:szCs w:val="21"/>
+                <w:shd w:val="clear" w:color="auto" w:fill="FFFFFF"/>
+                <w14:textOutline w14:w="0" w14:cap="flat" w14:cmpd="sng" w14:algn="ctr">
+                  <w14:noFill/>
+                  <w14:prstDash w14:val="solid"/>
+                  <w14:round/>
+                </w14:textOutline>
+              </w:rPr>
+              <w:t>†</w:t>
             </w:r>
           </w:p>
         </w:tc>
@@ -3690,6 +3728,28 @@
               </w:rPr>
               <w:t>(CID)</w:t>
             </w:r>
+            <w:r>
+              <w:rPr>
+                <w:sz w:val="20"/>
+              </w:rPr>
+              <w:t xml:space="preserve"> </w:t>
+            </w:r>
+            <w:r>
+              <w:rPr>
+                <w:rFonts w:ascii="Arial Narrow" w:hAnsi="Arial Narrow" w:cstheme="minorHAnsi"/>
+                <w:bCs/>
+                <w:color w:val="000000" w:themeColor="text1"/>
+                <w:sz w:val="21"/>
+                <w:szCs w:val="21"/>
+                <w:shd w:val="clear" w:color="auto" w:fill="FFFFFF"/>
+                <w14:textOutline w14:w="0" w14:cap="flat" w14:cmpd="sng" w14:algn="ctr">
+                  <w14:noFill/>
+                  <w14:prstDash w14:val="solid"/>
+                  <w14:round/>
+                </w14:textOutline>
+              </w:rPr>
+              <w:t>†</w:t>
+            </w:r>
           </w:p>
         </w:tc>
         <w:tc>
@@ -3734,7 +3794,23 @@
               <w:rPr>
                 <w:sz w:val="20"/>
               </w:rPr>
-              <w:t xml:space="preserve">  *</w:t>
+              <w:t xml:space="preserve"> </w:t>
+            </w:r>
+            <w:r>
+              <w:rPr>
+                <w:rFonts w:ascii="Arial Narrow" w:hAnsi="Arial Narrow" w:cstheme="minorHAnsi"/>
+                <w:bCs/>
+                <w:color w:val="000000" w:themeColor="text1"/>
+                <w:sz w:val="21"/>
+                <w:szCs w:val="21"/>
+                <w:shd w:val="clear" w:color="auto" w:fill="FFFFFF"/>
+                <w14:textOutline w14:w="0" w14:cap="flat" w14:cmpd="sng" w14:algn="ctr">
+                  <w14:noFill/>
+                  <w14:prstDash w14:val="solid"/>
+                  <w14:round/>
+                </w14:textOutline>
+              </w:rPr>
+              <w:t>†</w:t>
             </w:r>
           </w:p>
         </w:tc>
@@ -3822,6 +3898,28 @@
               </w:rPr>
               <w:t>Price Analysis</w:t>
             </w:r>
+            <w:r>
+              <w:rPr>
+                <w:sz w:val="20"/>
+              </w:rPr>
+              <w:t xml:space="preserve"> </w:t>
+            </w:r>
+            <w:r>
+              <w:rPr>
+                <w:rFonts w:ascii="Arial Narrow" w:hAnsi="Arial Narrow" w:cstheme="minorHAnsi"/>
+                <w:bCs/>
+                <w:color w:val="000000" w:themeColor="text1"/>
+                <w:sz w:val="21"/>
+                <w:szCs w:val="21"/>
+                <w:shd w:val="clear" w:color="auto" w:fill="FFFFFF"/>
+                <w14:textOutline w14:w="0" w14:cap="flat" w14:cmpd="sng" w14:algn="ctr">
+                  <w14:noFill/>
+                  <w14:prstDash w14:val="solid"/>
+                  <w14:round/>
+                </w14:textOutline>
+              </w:rPr>
+              <w:t>†</w:t>
+            </w:r>
           </w:p>
         </w:tc>
         <w:tc>
@@ -3864,7 +3962,23 @@
               <w:rPr>
                 <w:sz w:val="20"/>
               </w:rPr>
-              <w:t>*</w:t>
+              <w:t xml:space="preserve"> </w:t>
+            </w:r>
+            <w:r>
+              <w:rPr>
+                <w:rFonts w:ascii="Arial Narrow" w:hAnsi="Arial Narrow" w:cstheme="minorHAnsi"/>
+                <w:bCs/>
+                <w:color w:val="000000" w:themeColor="text1"/>
+                <w:sz w:val="21"/>
+                <w:szCs w:val="21"/>
+                <w:shd w:val="clear" w:color="auto" w:fill="FFFFFF"/>
+                <w14:textOutline w14:w="0" w14:cap="flat" w14:cmpd="sng" w14:algn="ctr">
+                  <w14:noFill/>
+                  <w14:prstDash w14:val="solid"/>
+                  <w14:round/>
+                </w14:textOutline>
+              </w:rPr>
+              <w:t>†</w:t>
             </w:r>
           </w:p>
         </w:tc>
@@ -4093,9 +4207,41 @@
             </w:pPr>
             <w:r>
               <w:rPr>
-                <w:sz w:val="20"/>
-              </w:rPr>
-              <w:t xml:space="preserve">*If planned date (subcontracts only):       </w:t>
+                <w:rFonts w:ascii="Arial Narrow" w:hAnsi="Arial Narrow" w:cstheme="minorHAnsi"/>
+                <w:bCs/>
+                <w:color w:val="000000" w:themeColor="text1"/>
+                <w:sz w:val="21"/>
+                <w:szCs w:val="21"/>
+                <w:shd w:val="clear" w:color="auto" w:fill="FFFFFF"/>
+                <w14:textOutline w14:w="0" w14:cap="flat" w14:cmpd="sng" w14:algn="ctr">
+                  <w14:noFill/>
+                  <w14:prstDash w14:val="solid"/>
+                  <w14:round/>
+                </w14:textOutline>
+              </w:rPr>
+              <w:t>†</w:t>
+            </w:r>
+            <w:r>
+              <w:rPr>
+                <w:rFonts w:ascii="Arial Narrow" w:hAnsi="Arial Narrow" w:cstheme="minorHAnsi"/>
+                <w:bCs/>
+                <w:color w:val="000000" w:themeColor="text1"/>
+                <w:sz w:val="21"/>
+                <w:szCs w:val="21"/>
+                <w:shd w:val="clear" w:color="auto" w:fill="FFFFFF"/>
+                <w14:textOutline w14:w="0" w14:cap="flat" w14:cmpd="sng" w14:algn="ctr">
+                  <w14:noFill/>
+                  <w14:prstDash w14:val="solid"/>
+                  <w14:round/>
+                </w14:textOutline>
+              </w:rPr>
+              <w:t xml:space="preserve"> </w:t>
+            </w:r>
+            <w:r>
+              <w:rPr>
+                <w:sz w:val="20"/>
+              </w:rPr>
+              <w:t xml:space="preserve">If planned date (subcontracts only):       </w:t>
             </w:r>
           </w:p>
           <w:p>
@@ -8703,12 +8849,26 @@
     <w:sig w:usb0="E1002EFF" w:usb1="C000605B" w:usb2="00000029" w:usb3="00000000" w:csb0="000101FF" w:csb1="00000000"/>
   </w:font>
   <w:font w:name="MS Mincho">
-    <w:altName w:val="Yu Gothic"/>
+    <w:altName w:val="ＭＳ 明朝"/>
     <w:panose1 w:val="02020609040205080304"/>
     <w:charset w:val="80"/>
     <w:family w:val="modern"/>
     <w:pitch w:val="fixed"/>
     <w:sig w:usb0="E00002FF" w:usb1="6AC7FDFB" w:usb2="08000012" w:usb3="00000000" w:csb0="0002009F" w:csb1="00000000"/>
+  </w:font>
+  <w:font w:name="Arial Narrow">
+    <w:panose1 w:val="020B0606020202030204"/>
+    <w:charset w:val="00"/>
+    <w:family w:val="swiss"/>
+    <w:pitch w:val="variable"/>
+    <w:sig w:usb0="00000287" w:usb1="00000800" w:usb2="00000000" w:usb3="00000000" w:csb0="0000009F" w:csb1="00000000"/>
+  </w:font>
+  <w:font w:name="Calibri">
+    <w:panose1 w:val="020F0502020204030204"/>
+    <w:charset w:val="00"/>
+    <w:family w:val="swiss"/>
+    <w:pitch w:val="variable"/>
+    <w:sig w:usb0="E4002EFF" w:usb1="C200247B" w:usb2="00000009" w:usb3="00000000" w:csb0="000001FF" w:csb1="00000000"/>
   </w:font>
   <w:font w:name="Cambria">
     <w:panose1 w:val="02040503050406030204"/>
@@ -8716,13 +8876,6 @@
     <w:family w:val="roman"/>
     <w:pitch w:val="variable"/>
     <w:sig w:usb0="E00006FF" w:usb1="420024FF" w:usb2="02000000" w:usb3="00000000" w:csb0="0000019F" w:csb1="00000000"/>
-  </w:font>
-  <w:font w:name="Calibri">
-    <w:panose1 w:val="020F0502020204030204"/>
-    <w:charset w:val="00"/>
-    <w:family w:val="swiss"/>
-    <w:pitch w:val="variable"/>
-    <w:sig w:usb0="E4002EFF" w:usb1="C200247B" w:usb2="00000009" w:usb3="00000000" w:csb0="000001FF" w:csb1="00000000"/>
   </w:font>
   <w:font w:name="Calibri Light">
     <w:panose1 w:val="020F0302020204030204"/>
@@ -8782,6 +8935,7 @@
     <w:rsid w:val="00683BE1"/>
     <w:rsid w:val="0069327E"/>
     <w:rsid w:val="006F30E4"/>
+    <w:rsid w:val="00782497"/>
     <w:rsid w:val="007E593E"/>
     <w:rsid w:val="0080343E"/>
     <w:rsid w:val="00810A8C"/>
@@ -10057,6 +10211,19 @@
 </file>
 
 <file path=customXml/item1.xml><?xml version="1.0" encoding="utf-8"?>
+<b:Sources xmlns:b="http://schemas.openxmlformats.org/officeDocument/2006/bibliography" xmlns="http://schemas.openxmlformats.org/officeDocument/2006/bibliography" SelectedStyle="\APASixthEditionOfficeOnline.xsl" StyleName="APA" Version="6"/>
+</file>
+
+<file path=customXml/item2.xml><?xml version="1.0" encoding="utf-8"?>
+<?mso-contentType ?>
+<FormTemplates xmlns="http://schemas.microsoft.com/sharepoint/v3/contenttype/forms">
+  <Display>DocumentLibraryForm</Display>
+  <Edit>DocumentLibraryForm</Edit>
+  <New>DocumentLibraryForm</New>
+</FormTemplates>
+</file>
+
+<file path=customXml/item3.xml><?xml version="1.0" encoding="utf-8"?>
 <ct:contentTypeSchema xmlns:ct="http://schemas.microsoft.com/office/2006/metadata/contentType" xmlns:ma="http://schemas.microsoft.com/office/2006/metadata/properties/metaAttributes" ct:_="" ma:_="" ma:contentTypeName="Document" ma:contentTypeID="0x010100833E2717D64DEA4FBFABAC416D347394" ma:contentTypeVersion="6" ma:contentTypeDescription="Create a new document." ma:contentTypeScope="" ma:versionID="98a74335b8287497f43df26a30ee6108">
   <xsd:schema xmlns:xsd="http://www.w3.org/2001/XMLSchema" xmlns:xs="http://www.w3.org/2001/XMLSchema" xmlns:p="http://schemas.microsoft.com/office/2006/metadata/properties" xmlns:ns1="http://schemas.microsoft.com/sharepoint/v3" xmlns:ns2="016c310d-f661-49a6-97ee-540076082437" targetNamespace="http://schemas.microsoft.com/office/2006/metadata/properties" ma:root="true" ma:fieldsID="d32ef67c478e261fbf17576a93df92a4" ns1:_="" ns2:_="">
     <xsd:import namespace="http://schemas.microsoft.com/sharepoint/v3"/>
@@ -10219,19 +10386,6 @@
 </ct:contentTypeSchema>
 </file>
 
-<file path=customXml/item2.xml><?xml version="1.0" encoding="utf-8"?>
-<?mso-contentType ?>
-<FormTemplates xmlns="http://schemas.microsoft.com/sharepoint/v3/contenttype/forms">
-  <Display>DocumentLibraryForm</Display>
-  <Edit>DocumentLibraryForm</Edit>
-  <New>DocumentLibraryForm</New>
-</FormTemplates>
-</file>
-
-<file path=customXml/item3.xml><?xml version="1.0" encoding="utf-8"?>
-<b:Sources xmlns:b="http://schemas.openxmlformats.org/officeDocument/2006/bibliography" xmlns="http://schemas.openxmlformats.org/officeDocument/2006/bibliography" SelectedStyle="\APASixthEditionOfficeOnline.xsl" StyleName="APA" Version="6"/>
-</file>
-
 <file path=customXml/item4.xml><?xml version="1.0" encoding="utf-8"?>
 <p:properties xmlns:p="http://schemas.microsoft.com/office/2006/metadata/properties" xmlns:xsi="http://www.w3.org/2001/XMLSchema-instance" xmlns:pc="http://schemas.microsoft.com/office/infopath/2007/PartnerControls">
   <documentManagement>
@@ -10251,6 +10405,22 @@
 </file>
 
 <file path=customXml/itemProps1.xml><?xml version="1.0" encoding="utf-8"?>
+<ds:datastoreItem xmlns:ds="http://schemas.openxmlformats.org/officeDocument/2006/customXml" ds:itemID="{CD6CF2A3-23DE-48BF-867B-89770F7DA3FE}">
+  <ds:schemaRefs>
+    <ds:schemaRef ds:uri="http://schemas.openxmlformats.org/officeDocument/2006/bibliography"/>
+  </ds:schemaRefs>
+</ds:datastoreItem>
+</file>
+
+<file path=customXml/itemProps2.xml><?xml version="1.0" encoding="utf-8"?>
+<ds:datastoreItem xmlns:ds="http://schemas.openxmlformats.org/officeDocument/2006/customXml" ds:itemID="{6A21EC55-C1B2-4765-90AC-37A4F1604205}">
+  <ds:schemaRefs>
+    <ds:schemaRef ds:uri="http://schemas.microsoft.com/sharepoint/v3/contenttype/forms"/>
+  </ds:schemaRefs>
+</ds:datastoreItem>
+</file>
+
+<file path=customXml/itemProps3.xml><?xml version="1.0" encoding="utf-8"?>
 <ds:datastoreItem xmlns:ds="http://schemas.openxmlformats.org/officeDocument/2006/customXml" ds:itemID="{70D90404-A780-484E-92B9-483A3C532657}">
   <ds:schemaRefs>
     <ds:schemaRef ds:uri="http://schemas.microsoft.com/office/2006/metadata/contentType"/>
@@ -10269,22 +10439,6 @@
 </ds:datastoreItem>
 </file>
 
-<file path=customXml/itemProps2.xml><?xml version="1.0" encoding="utf-8"?>
-<ds:datastoreItem xmlns:ds="http://schemas.openxmlformats.org/officeDocument/2006/customXml" ds:itemID="{6A21EC55-C1B2-4765-90AC-37A4F1604205}">
-  <ds:schemaRefs>
-    <ds:schemaRef ds:uri="http://schemas.microsoft.com/sharepoint/v3/contenttype/forms"/>
-  </ds:schemaRefs>
-</ds:datastoreItem>
-</file>
-
-<file path=customXml/itemProps3.xml><?xml version="1.0" encoding="utf-8"?>
-<ds:datastoreItem xmlns:ds="http://schemas.openxmlformats.org/officeDocument/2006/customXml" ds:itemID="{CD6CF2A3-23DE-48BF-867B-89770F7DA3FE}">
-  <ds:schemaRefs>
-    <ds:schemaRef ds:uri="http://schemas.openxmlformats.org/officeDocument/2006/bibliography"/>
-  </ds:schemaRefs>
-</ds:datastoreItem>
-</file>
-
 <file path=customXml/itemProps4.xml><?xml version="1.0" encoding="utf-8"?>
 <ds:datastoreItem xmlns:ds="http://schemas.openxmlformats.org/officeDocument/2006/customXml" ds:itemID="{033400F4-1F04-4DBC-9784-C8B3AA89B53C}">
   <ds:schemaRefs>
